--- a/day1/12_close-scheduled-query/activity-guide.docx
+++ b/day1/12_close-scheduled-query/activity-guide.docx
@@ -2,7 +2,7 @@
 <file path=word/document.xml><?xml version="1.0" encoding="utf-8"?>
 <w:document xmlns:w="http://schemas.openxmlformats.org/wordprocessingml/2006/main" xmlns:m="http://schemas.openxmlformats.org/officeDocument/2006/math" xmlns:r="http://schemas.openxmlformats.org/officeDocument/2006/relationships" xmlns:o="urn:schemas-microsoft-com:office:office" xmlns:v="urn:schemas-microsoft-com:vml" xmlns:w10="urn:schemas-microsoft-com:office:word" xmlns:a="http://schemas.openxmlformats.org/drawingml/2006/main" xmlns:pic="http://schemas.openxmlformats.org/drawingml/2006/picture" xmlns:wp="http://schemas.openxmlformats.org/drawingml/2006/wordprocessingDrawing">
   <w:body>
-    <w:bookmarkStart w:id="23" w:name="X5c6e3e4daed6ae2f6ec03106b631a1f1f22ef6c"/>
+    <w:bookmarkStart w:id="24" w:name="X5c6e3e4daed6ae2f6ec03106b631a1f1f22ef6c"/>
     <w:p>
       <w:pPr>
         <w:pStyle w:val="Heading1"/>
@@ -313,7 +313,38 @@
         </w:numPr>
       </w:pPr>
       <w:r>
-        <w:t xml:space="preserve">Save. The job now appears under</w:t>
+        <w:t xml:space="preserve">Save.</w:t>
+      </w:r>
+      <w:r>
+        <w:t xml:space="preserve"> </w:t>
+      </w:r>
+      <w:r>
+        <w:rPr>
+          <w:b/>
+          <w:bCs/>
+        </w:rPr>
+        <w:t xml:space="preserve">The first schedule in a project pops a one-time Google authorization</w:t>
+      </w:r>
+      <w:r>
+        <w:t xml:space="preserve"> </w:t>
+      </w:r>
+      <w:r>
+        <w:t xml:space="preserve">for the BigQuery Data Transfer Service (scheduled queries run through it) — approve it, and enable the API if asked. If nothing happens when you click Save, look for a blocked-popup icon at the right end of the address bar: allow popups for</w:t>
+      </w:r>
+      <w:r>
+        <w:t xml:space="preserve"> </w:t>
+      </w:r>
+      <w:r>
+        <w:rPr>
+          <w:rStyle w:val="VerbatimChar"/>
+        </w:rPr>
+        <w:t xml:space="preserve">console.cloud.google.com</w:t>
+      </w:r>
+      <w:r>
+        <w:t xml:space="preserve"> </w:t>
+      </w:r>
+      <w:r>
+        <w:t xml:space="preserve">and click Save again. Once saved, the job appears under</w:t>
       </w:r>
       <w:r>
         <w:t xml:space="preserve"> </w:t>
@@ -429,7 +460,7 @@
     </w:p>
     <w:bookmarkEnd w:id="13"/>
     <w:bookmarkEnd w:id="14"/>
-    <w:bookmarkStart w:id="16" w:name="try-it-after-class"/>
+    <w:bookmarkStart w:id="17" w:name="try-it-after-class"/>
     <w:p>
       <w:pPr>
         <w:pStyle w:val="Heading2"/>
@@ -514,7 +545,7 @@
         <w:t xml:space="preserve"> </w:t>
       </w:r>
       <w:r>
-        <w:t xml:space="preserve">placeholder with the shared demo project — your instructor will confirm it in class (it is the</w:t>
+        <w:t xml:space="preserve">placeholder with the shared demo project — your instructor will confirm it in class. For this delivery it is</w:t>
       </w:r>
       <w:r>
         <w:t xml:space="preserve"> </w:t>
@@ -522,134 +553,148 @@
       <w:r>
         <w:rPr>
           <w:rStyle w:val="VerbatimChar"/>
-        </w:rPr>
-        <w:t xml:space="preserve">roi-bq-demos</w:t>
-      </w:r>
-      <w:r>
-        <w:t xml:space="preserve"> </w:t>
-      </w:r>
-      <w:r>
-        <w:t xml:space="preserve">project you starred this morning).</w:t>
-      </w:r>
-    </w:p>
-    <w:p>
-      <w:pPr>
-        <w:pStyle w:val="Compact"/>
-        <w:numPr>
-          <w:ilvl w:val="0"/>
-          <w:numId w:val="1003"/>
-        </w:numPr>
-      </w:pPr>
-      <w:r>
-        <w:t xml:space="preserve">Run it once in your lab project, writing results into your</w:t>
-      </w:r>
-      <w:r>
-        <w:t xml:space="preserve"> </w:t>
-      </w:r>
-      <w:r>
-        <w:rPr>
-          <w:rStyle w:val="VerbatimChar"/>
-        </w:rPr>
-        <w:t xml:space="preserve">class</w:t>
-      </w:r>
-      <w:r>
-        <w:t xml:space="preserve"> </w:t>
-      </w:r>
-      <w:r>
-        <w:t xml:space="preserve">dataset (destination</w:t>
-      </w:r>
-      <w:r>
-        <w:t xml:space="preserve"> </w:t>
-      </w:r>
-      <w:r>
-        <w:rPr>
-          <w:rStyle w:val="VerbatimChar"/>
-        </w:rPr>
-        <w:t xml:space="preserve">class.march_zip_sales</w:t>
-      </w:r>
-      <w:r>
-        <w:t xml:space="preserve">).</w:t>
-      </w:r>
-    </w:p>
-    <w:p>
-      <w:pPr>
-        <w:pStyle w:val="Compact"/>
-        <w:numPr>
-          <w:ilvl w:val="0"/>
-          <w:numId w:val="1003"/>
-        </w:numPr>
-      </w:pPr>
-      <w:r>
-        <w:t xml:space="preserve">Schedule it using the steps above: daily, 12:01 AM, overwrite.</w:t>
-      </w:r>
-    </w:p>
-    <w:p>
-      <w:pPr>
-        <w:pStyle w:val="FirstParagraph"/>
-      </w:pPr>
-      <w:r>
-        <w:t xml:space="preserve">Two things to notice while you run it:</w:t>
-      </w:r>
-    </w:p>
-    <w:p>
-      <w:pPr>
-        <w:pStyle w:val="Compact"/>
-        <w:numPr>
-          <w:ilvl w:val="0"/>
-          <w:numId w:val="1004"/>
-        </w:numPr>
-      </w:pPr>
-      <w:r>
-        <w:rPr>
-          <w:rStyle w:val="VerbatimChar"/>
-        </w:rPr>
-        <w:t xml:space="preserve">UNNEST(line_items)</w:t>
-      </w:r>
-      <w:r>
-        <w:t xml:space="preserve"> </w:t>
-      </w:r>
-      <w:r>
-        <w:t xml:space="preserve">— the demo table is nested/repeated: one order row carries an array of line-item structs. Different from your flat SQL Server tables, and one of BigQuery's genuinely new tricks worth a second look.</w:t>
-      </w:r>
-    </w:p>
-    <w:p>
-      <w:pPr>
-        <w:pStyle w:val="Compact"/>
-        <w:numPr>
-          <w:ilvl w:val="0"/>
-          <w:numId w:val="1004"/>
-        </w:numPr>
-      </w:pPr>
-      <w:r>
-        <w:rPr>
           <w:b/>
           <w:bCs/>
         </w:rPr>
-        <w:t xml:space="preserve">Bytes processed</w:t>
-      </w:r>
-      <w:r>
-        <w:t xml:space="preserve"> </w:t>
-      </w:r>
-      <w:r>
-        <w:t xml:space="preserve">(the editor shows it before and after a run). The full DIN §29 activity compares querying the large base table against the small derived one — the base demo table is big, so glance at the scan size. That number is your Power BI cost argument. The scheduled overwrite itself is low cost.</w:t>
-      </w:r>
-    </w:p>
-    <w:bookmarkEnd w:id="16"/>
-    <w:bookmarkStart w:id="17" w:name="common-gotchas"/>
-    <w:p>
-      <w:pPr>
-        <w:pStyle w:val="Heading2"/>
-      </w:pPr>
-      <w:r>
-        <w:t xml:space="preserve">Common gotchas</w:t>
-      </w:r>
-    </w:p>
-    <w:p>
-      <w:pPr>
-        <w:pStyle w:val="Compact"/>
-        <w:numPr>
-          <w:ilvl w:val="0"/>
-          <w:numId w:val="1005"/>
+        <w:t xml:space="preserve">roigcp-imran-ahmad</w:t>
+      </w:r>
+      <w:r>
+        <w:t xml:space="preserve"> </w:t>
+      </w:r>
+      <w:r>
+        <w:t xml:space="preserve">(dataset</w:t>
+      </w:r>
+      <w:r>
+        <w:t xml:space="preserve"> </w:t>
+      </w:r>
+      <w:r>
+        <w:rPr>
+          <w:rStyle w:val="VerbatimChar"/>
+        </w:rPr>
+        <w:t xml:space="preserve">bq_demo</w:t>
+      </w:r>
+      <w:r>
+        <w:t xml:space="preserve">), the instructor's demo project — the DIN page's own</w:t>
+      </w:r>
+      <w:r>
+        <w:t xml:space="preserve"> </w:t>
+      </w:r>
+      <w:r>
+        <w:rPr>
+          <w:rStyle w:val="VerbatimChar"/>
+        </w:rPr>
+        <w:t xml:space="preserve">roi-bq-demos</w:t>
+      </w:r>
+      <w:r>
+        <w:t xml:space="preserve"> </w:t>
+      </w:r>
+      <w:r>
+        <w:t xml:space="preserve">copy is not reachable from our accounts, so the instructor rebuilt the same tables at class size with</w:t>
+      </w:r>
+      <w:r>
+        <w:t xml:space="preserve"> </w:t>
+      </w:r>
+      <w:hyperlink r:id="rId16">
+        <w:r>
+          <w:rPr>
+            <w:rStyle w:val="VerbatimChar"/>
+          </w:rPr>
+          <w:t xml:space="preserve">build_demo_tables.sql</w:t>
+        </w:r>
+      </w:hyperlink>
+      <w:r>
+        <w:t xml:space="preserve"> </w:t>
+      </w:r>
+      <w:r>
+        <w:t xml:space="preserve">(same schema, same queries, ~1.2M orders instead of billions).</w:t>
+      </w:r>
+    </w:p>
+    <w:p>
+      <w:pPr>
+        <w:pStyle w:val="Compact"/>
+        <w:numPr>
+          <w:ilvl w:val="0"/>
+          <w:numId w:val="1003"/>
+        </w:numPr>
+      </w:pPr>
+      <w:r>
+        <w:t xml:space="preserve">Run it once in your lab project, writing results into your</w:t>
+      </w:r>
+      <w:r>
+        <w:t xml:space="preserve"> </w:t>
+      </w:r>
+      <w:r>
+        <w:rPr>
+          <w:rStyle w:val="VerbatimChar"/>
+        </w:rPr>
+        <w:t xml:space="preserve">class</w:t>
+      </w:r>
+      <w:r>
+        <w:t xml:space="preserve"> </w:t>
+      </w:r>
+      <w:r>
+        <w:t xml:space="preserve">dataset (destination</w:t>
+      </w:r>
+      <w:r>
+        <w:t xml:space="preserve"> </w:t>
+      </w:r>
+      <w:r>
+        <w:rPr>
+          <w:rStyle w:val="VerbatimChar"/>
+        </w:rPr>
+        <w:t xml:space="preserve">class.march_zip_sales</w:t>
+      </w:r>
+      <w:r>
+        <w:t xml:space="preserve">).</w:t>
+      </w:r>
+    </w:p>
+    <w:p>
+      <w:pPr>
+        <w:pStyle w:val="Compact"/>
+        <w:numPr>
+          <w:ilvl w:val="0"/>
+          <w:numId w:val="1003"/>
+        </w:numPr>
+      </w:pPr>
+      <w:r>
+        <w:t xml:space="preserve">Schedule it using the steps above: daily, 12:01 AM, overwrite.</w:t>
+      </w:r>
+    </w:p>
+    <w:p>
+      <w:pPr>
+        <w:pStyle w:val="FirstParagraph"/>
+      </w:pPr>
+      <w:r>
+        <w:t xml:space="preserve">Two things to notice while you run it:</w:t>
+      </w:r>
+    </w:p>
+    <w:p>
+      <w:pPr>
+        <w:pStyle w:val="Compact"/>
+        <w:numPr>
+          <w:ilvl w:val="0"/>
+          <w:numId w:val="1004"/>
+        </w:numPr>
+      </w:pPr>
+      <w:r>
+        <w:rPr>
+          <w:rStyle w:val="VerbatimChar"/>
+        </w:rPr>
+        <w:t xml:space="preserve">UNNEST(line_items)</w:t>
+      </w:r>
+      <w:r>
+        <w:t xml:space="preserve"> </w:t>
+      </w:r>
+      <w:r>
+        <w:t xml:space="preserve">— the demo table is nested/repeated: one order row carries an array of line-item structs. Different from your flat SQL Server tables, and one of BigQuery's genuinely new tricks worth a second look.</w:t>
+      </w:r>
+    </w:p>
+    <w:p>
+      <w:pPr>
+        <w:pStyle w:val="Compact"/>
+        <w:numPr>
+          <w:ilvl w:val="0"/>
+          <w:numId w:val="1004"/>
         </w:numPr>
       </w:pPr>
       <w:r>
@@ -657,13 +702,23 @@
           <w:b/>
           <w:bCs/>
         </w:rPr>
-        <w:t xml:space="preserve">API prompt:</w:t>
-      </w:r>
-      <w:r>
-        <w:t xml:space="preserve"> </w:t>
-      </w:r>
-      <w:r>
-        <w:t xml:space="preserve">scheduled queries ride on the BigQuery Data Transfer Service. If the console asks to enable it, click Enable and continue.</w:t>
+        <w:t xml:space="preserve">Bytes processed</w:t>
+      </w:r>
+      <w:r>
+        <w:t xml:space="preserve"> </w:t>
+      </w:r>
+      <w:r>
+        <w:t xml:space="preserve">(the editor shows it before and after a run). The full DIN §29 activity compares querying the base table against the small derived one — glance at the scan size of each; the derived table is tiny by construction. That contrast is your Power BI cost argument. The scheduled overwrite itself is low cost.</w:t>
+      </w:r>
+    </w:p>
+    <w:bookmarkEnd w:id="17"/>
+    <w:bookmarkStart w:id="18" w:name="common-gotchas"/>
+    <w:p>
+      <w:pPr>
+        <w:pStyle w:val="Heading2"/>
+      </w:pPr>
+      <w:r>
+        <w:t xml:space="preserve">Common gotchas</w:t>
       </w:r>
     </w:p>
     <w:p>
@@ -679,28 +734,13 @@
           <w:b/>
           <w:bCs/>
         </w:rPr>
-        <w:t xml:space="preserve">Destination dataset must exist first.</w:t>
-      </w:r>
-      <w:r>
-        <w:t xml:space="preserve"> </w:t>
-      </w:r>
-      <w:r>
-        <w:t xml:space="preserve">Your</w:t>
-      </w:r>
-      <w:r>
-        <w:t xml:space="preserve"> </w:t>
-      </w:r>
-      <w:r>
-        <w:rPr>
-          <w:rStyle w:val="VerbatimChar"/>
-        </w:rPr>
-        <w:t xml:space="preserve">class</w:t>
-      </w:r>
-      <w:r>
-        <w:t xml:space="preserve"> </w:t>
-      </w:r>
-      <w:r>
-        <w:t xml:space="preserve">dataset does (you created it this morning); any other dataset must be created before a schedule can target it.</w:t>
+        <w:t xml:space="preserve">API prompt:</w:t>
+      </w:r>
+      <w:r>
+        <w:t xml:space="preserve"> </w:t>
+      </w:r>
+      <w:r>
+        <w:t xml:space="preserve">scheduled queries ride on the BigQuery Data Transfer Service. If the console asks to enable it, click Enable and continue.</w:t>
       </w:r>
     </w:p>
     <w:p>
@@ -716,13 +756,13 @@
           <w:b/>
           <w:bCs/>
         </w:rPr>
-        <w:t xml:space="preserve">Overwrite vs append:</w:t>
-      </w:r>
-      <w:r>
-        <w:t xml:space="preserve"> </w:t>
-      </w:r>
-      <w:r>
-        <w:t xml:space="preserve">double-check the write preference. An accidental append doubles the table every night.</w:t>
+        <w:t xml:space="preserve">Consent popup:</w:t>
+      </w:r>
+      <w:r>
+        <w:t xml:space="preserve"> </w:t>
+      </w:r>
+      <w:r>
+        <w:t xml:space="preserve">the first scheduled query you ever save in a project opens a Google authorization window for the Data Transfer Service. It is a popup — if your browser blocked it, nothing happens on Save and there is no error. Allow the popup and Save again.</w:t>
       </w:r>
     </w:p>
     <w:p>
@@ -738,13 +778,28 @@
           <w:b/>
           <w:bCs/>
         </w:rPr>
-        <w:t xml:space="preserve">Project/location mix-ups:</w:t>
-      </w:r>
-      <w:r>
-        <w:t xml:space="preserve"> </w:t>
-      </w:r>
-      <w:r>
-        <w:t xml:space="preserve">while learning, keep the source data, the destination dataset, and the schedule in your lab project and its default location — cross-project and cross-location combinations are where first attempts go wrong.</w:t>
+        <w:t xml:space="preserve">Destination dataset must exist first.</w:t>
+      </w:r>
+      <w:r>
+        <w:t xml:space="preserve"> </w:t>
+      </w:r>
+      <w:r>
+        <w:t xml:space="preserve">Your</w:t>
+      </w:r>
+      <w:r>
+        <w:t xml:space="preserve"> </w:t>
+      </w:r>
+      <w:r>
+        <w:rPr>
+          <w:rStyle w:val="VerbatimChar"/>
+        </w:rPr>
+        <w:t xml:space="preserve">class</w:t>
+      </w:r>
+      <w:r>
+        <w:t xml:space="preserve"> </w:t>
+      </w:r>
+      <w:r>
+        <w:t xml:space="preserve">dataset does (you created it this morning); any other dataset must be created before a schedule can target it.</w:t>
       </w:r>
     </w:p>
     <w:p>
@@ -760,111 +815,155 @@
           <w:b/>
           <w:bCs/>
         </w:rPr>
-        <w:t xml:space="preserve">It runs as you by default:</w:t>
-      </w:r>
-      <w:r>
-        <w:t xml:space="preserve"> </w:t>
-      </w:r>
-      <w:r>
-        <w:t xml:space="preserve">fine in a lab project. At work you would run it as a service account — your SQL Agent proxy instinct is the right one; keep it.</w:t>
-      </w:r>
-    </w:p>
-    <w:bookmarkEnd w:id="17"/>
-    <w:bookmarkStart w:id="18" w:name="go-further-the-rest-of-din-29"/>
-    <w:p>
-      <w:pPr>
-        <w:pStyle w:val="Heading2"/>
-      </w:pPr>
-      <w:r>
-        <w:t xml:space="preserve">Go further (the rest of DIN §29)</w:t>
-      </w:r>
-    </w:p>
-    <w:p>
-      <w:pPr>
-        <w:pStyle w:val="FirstParagraph"/>
-      </w:pPr>
-      <w:r>
-        <w:t xml:space="preserve">The full activity (steps 2–4, about 20 minutes) has you build the derived table, then time the same aggregation against the full table and against the derived table, comparing duration and bytes processed. That arms you with real numbers for the "why Gold marts" conversation back home. The DIN page also asks the right skeptical questions — derived tables go stale and duplicate data — which is exactly why Day 2 replaces hand-rolled derived tables with Dataform-managed marts, and where partitioning, clustering, and materialized views enter the conversation.</w:t>
-      </w:r>
-    </w:p>
-    <w:bookmarkEnd w:id="18"/>
-    <w:bookmarkStart w:id="19" w:name="self-check"/>
-    <w:p>
-      <w:pPr>
-        <w:pStyle w:val="Heading2"/>
-      </w:pPr>
-      <w:r>
-        <w:t xml:space="preserve">Self-check</w:t>
-      </w:r>
-    </w:p>
-    <w:p>
-      <w:pPr>
-        <w:pStyle w:val="Compact"/>
-        <w:numPr>
-          <w:ilvl w:val="0"/>
-          <w:numId w:val="1006"/>
-        </w:numPr>
-      </w:pPr>
-      <w:r>
-        <w:t xml:space="preserve">I can find</w:t>
-      </w:r>
-      <w:r>
-        <w:t xml:space="preserve"> </w:t>
-      </w:r>
+        <w:t xml:space="preserve">Overwrite vs append:</w:t>
+      </w:r>
+      <w:r>
+        <w:t xml:space="preserve"> </w:t>
+      </w:r>
+      <w:r>
+        <w:t xml:space="preserve">double-check the write preference. An accidental append doubles the table every night.</w:t>
+      </w:r>
+    </w:p>
+    <w:p>
+      <w:pPr>
+        <w:pStyle w:val="Compact"/>
+        <w:numPr>
+          <w:ilvl w:val="0"/>
+          <w:numId w:val="1005"/>
+        </w:numPr>
+      </w:pPr>
       <w:r>
         <w:rPr>
           <w:b/>
           <w:bCs/>
         </w:rPr>
-        <w:t xml:space="preserve">Schedule → Create new scheduled query</w:t>
-      </w:r>
-      <w:r>
-        <w:t xml:space="preserve"> </w:t>
-      </w:r>
-      <w:r>
-        <w:t xml:space="preserve">in BigQuery Studio.</w:t>
-      </w:r>
-    </w:p>
-    <w:p>
-      <w:pPr>
-        <w:pStyle w:val="Compact"/>
-        <w:numPr>
-          <w:ilvl w:val="0"/>
-          <w:numId w:val="1007"/>
-        </w:numPr>
-      </w:pPr>
-      <w:r>
-        <w:t xml:space="preserve">I can explain what overwrite (</w:t>
-      </w:r>
-      <w:r>
-        <w:rPr>
-          <w:rStyle w:val="VerbatimChar"/>
-        </w:rPr>
-        <w:t xml:space="preserve">WRITE_TRUNCATE</w:t>
-      </w:r>
-      <w:r>
-        <w:t xml:space="preserve">) does, and when I would choose append instead.</w:t>
-      </w:r>
-    </w:p>
-    <w:p>
-      <w:pPr>
-        <w:pStyle w:val="Compact"/>
-        <w:numPr>
-          <w:ilvl w:val="0"/>
-          <w:numId w:val="1008"/>
-        </w:numPr>
-      </w:pPr>
-      <w:r>
-        <w:t xml:space="preserve">I have a job visible under</w:t>
-      </w:r>
-      <w:r>
-        <w:t xml:space="preserve"> </w:t>
-      </w:r>
+        <w:t xml:space="preserve">Project/location mix-ups:</w:t>
+      </w:r>
+      <w:r>
+        <w:t xml:space="preserve"> </w:t>
+      </w:r>
+      <w:r>
+        <w:t xml:space="preserve">while learning, keep the source data, the destination dataset, and the schedule in your lab project and its default location — cross-project and cross-location combinations are where first attempts go wrong.</w:t>
+      </w:r>
+    </w:p>
+    <w:p>
+      <w:pPr>
+        <w:pStyle w:val="Compact"/>
+        <w:numPr>
+          <w:ilvl w:val="0"/>
+          <w:numId w:val="1005"/>
+        </w:numPr>
+      </w:pPr>
       <w:r>
         <w:rPr>
           <w:b/>
           <w:bCs/>
         </w:rPr>
+        <w:t xml:space="preserve">It runs as you by default:</w:t>
+      </w:r>
+      <w:r>
+        <w:t xml:space="preserve"> </w:t>
+      </w:r>
+      <w:r>
+        <w:t xml:space="preserve">fine in a lab project. At work you would run it as a service account — your SQL Agent proxy instinct is the right one; keep it.</w:t>
+      </w:r>
+    </w:p>
+    <w:bookmarkEnd w:id="18"/>
+    <w:bookmarkStart w:id="19" w:name="go-further-the-rest-of-din-29"/>
+    <w:p>
+      <w:pPr>
+        <w:pStyle w:val="Heading2"/>
+      </w:pPr>
+      <w:r>
+        <w:t xml:space="preserve">Go further (the rest of DIN §29)</w:t>
+      </w:r>
+    </w:p>
+    <w:p>
+      <w:pPr>
+        <w:pStyle w:val="FirstParagraph"/>
+      </w:pPr>
+      <w:r>
+        <w:t xml:space="preserve">The full activity (steps 2–4, about 20 minutes) has you build the derived table, then time the same aggregation against the full table and against the derived table, comparing duration and bytes processed. That arms you with real numbers for the "why Gold marts" conversation back home. The DIN page also asks the right skeptical questions — derived tables go stale and duplicate data — which is exactly why Day 2 replaces hand-rolled derived tables with Dataform-managed marts, and where partitioning, clustering, and materialized views enter the conversation.</w:t>
+      </w:r>
+    </w:p>
+    <w:bookmarkEnd w:id="19"/>
+    <w:bookmarkStart w:id="20" w:name="self-check"/>
+    <w:p>
+      <w:pPr>
+        <w:pStyle w:val="Heading2"/>
+      </w:pPr>
+      <w:r>
+        <w:t xml:space="preserve">Self-check</w:t>
+      </w:r>
+    </w:p>
+    <w:p>
+      <w:pPr>
+        <w:pStyle w:val="Compact"/>
+        <w:numPr>
+          <w:ilvl w:val="0"/>
+          <w:numId w:val="1006"/>
+        </w:numPr>
+      </w:pPr>
+      <w:r>
+        <w:t xml:space="preserve">I can find</w:t>
+      </w:r>
+      <w:r>
+        <w:t xml:space="preserve"> </w:t>
+      </w:r>
+      <w:r>
+        <w:rPr>
+          <w:b/>
+          <w:bCs/>
+        </w:rPr>
+        <w:t xml:space="preserve">Schedule → Create new scheduled query</w:t>
+      </w:r>
+      <w:r>
+        <w:t xml:space="preserve"> </w:t>
+      </w:r>
+      <w:r>
+        <w:t xml:space="preserve">in BigQuery Studio.</w:t>
+      </w:r>
+    </w:p>
+    <w:p>
+      <w:pPr>
+        <w:pStyle w:val="Compact"/>
+        <w:numPr>
+          <w:ilvl w:val="0"/>
+          <w:numId w:val="1007"/>
+        </w:numPr>
+      </w:pPr>
+      <w:r>
+        <w:t xml:space="preserve">I can explain what overwrite (</w:t>
+      </w:r>
+      <w:r>
+        <w:rPr>
+          <w:rStyle w:val="VerbatimChar"/>
+        </w:rPr>
+        <w:t xml:space="preserve">WRITE_TRUNCATE</w:t>
+      </w:r>
+      <w:r>
+        <w:t xml:space="preserve">) does, and when I would choose append instead.</w:t>
+      </w:r>
+    </w:p>
+    <w:p>
+      <w:pPr>
+        <w:pStyle w:val="Compact"/>
+        <w:numPr>
+          <w:ilvl w:val="0"/>
+          <w:numId w:val="1008"/>
+        </w:numPr>
+      </w:pPr>
+      <w:r>
+        <w:t xml:space="preserve">I have a job visible under</w:t>
+      </w:r>
+      <w:r>
+        <w:t xml:space="preserve"> </w:t>
+      </w:r>
+      <w:r>
+        <w:rPr>
+          <w:b/>
+          <w:bCs/>
+        </w:rPr>
         <w:t xml:space="preserve">Scheduled queries</w:t>
       </w:r>
       <w:r>
@@ -898,8 +997,8 @@
         <w:t xml:space="preserve">I can explain to a Power BI teammate why querying the derived table is cheaper than hitting the base table.</w:t>
       </w:r>
     </w:p>
-    <w:bookmarkEnd w:id="19"/>
-    <w:bookmarkStart w:id="22" w:name="what-this-replaces-in-your-current-stack"/>
+    <w:bookmarkEnd w:id="20"/>
+    <w:bookmarkStart w:id="23" w:name="what-this-replaces-in-your-current-stack"/>
     <w:p>
       <w:pPr>
         <w:pStyle w:val="Heading2"/>
@@ -930,7 +1029,7 @@
       <w:r>
         <w:t xml:space="preserve"> </w:t>
       </w:r>
-      <w:hyperlink r:id="rId20">
+      <w:hyperlink r:id="rId21">
         <w:r>
           <w:rPr>
             <w:rStyle w:val="Hyperlink"/>
@@ -974,7 +1073,7 @@
       <w:r>
         <w:t xml:space="preserve"> </w:t>
       </w:r>
-      <w:hyperlink r:id="rId21">
+      <w:hyperlink r:id="rId22">
         <w:r>
           <w:rPr>
             <w:rStyle w:val="Hyperlink"/>
@@ -1040,8 +1139,8 @@
         <w:t xml:space="preserve">.</w:t>
       </w:r>
     </w:p>
-    <w:bookmarkEnd w:id="22"/>
     <w:bookmarkEnd w:id="23"/>
+    <w:bookmarkEnd w:id="24"/>
     <w:sectPr>
       <w:footnotePr>
         <w:numRestart w:val="eachSect"/>
